--- a/Excel/3rd_lookups_10th_11th_june.docx
+++ b/Excel/3rd_lookups_10th_11th_june.docx
@@ -811,6 +811,7 @@
       </w:pPr>
       <w:r>
         <w:rPr>
+          <w:noProof/>
           <w:sz w:val="24"/>
           <w:szCs w:val="24"/>
           <w:lang w:val="en-US"/>
@@ -1737,6 +1738,7 @@
       </w:pPr>
       <w:r>
         <w:rPr>
+          <w:noProof/>
           <w:sz w:val="24"/>
           <w:szCs w:val="24"/>
           <w:lang w:val="en-US"/>
@@ -1788,6 +1790,7 @@
       </w:pPr>
       <w:r>
         <w:rPr>
+          <w:noProof/>
           <w:sz w:val="24"/>
           <w:szCs w:val="24"/>
           <w:lang w:val="en-US"/>
@@ -2072,6 +2075,7 @@
       </w:pPr>
       <w:r>
         <w:rPr>
+          <w:noProof/>
           <w:sz w:val="24"/>
           <w:szCs w:val="24"/>
           <w:lang w:val="en-US"/>
@@ -2123,6 +2127,7 @@
       </w:pPr>
       <w:r>
         <w:rPr>
+          <w:noProof/>
           <w:sz w:val="24"/>
           <w:szCs w:val="24"/>
           <w:lang w:val="en-US"/>
@@ -2174,6 +2179,7 @@
       </w:pPr>
       <w:r>
         <w:rPr>
+          <w:noProof/>
           <w:sz w:val="24"/>
           <w:szCs w:val="24"/>
           <w:lang w:val="en-US"/>
@@ -2460,6 +2466,7 @@
       </w:pPr>
       <w:r>
         <w:rPr>
+          <w:noProof/>
           <w:sz w:val="24"/>
           <w:szCs w:val="24"/>
           <w:lang w:val="en-US"/>
@@ -2518,9 +2525,9 @@
           <w:lang w:val="en-US"/>
         </w:rPr>
       </w:pPr>
-      <w:bookmarkStart w:id="0" w:name="_GoBack"/>
-      <w:r>
-        <w:rPr>
+      <w:r>
+        <w:rPr>
+          <w:noProof/>
           <w:sz w:val="24"/>
           <w:szCs w:val="24"/>
           <w:lang w:val="en-US"/>
@@ -2562,18 +2569,18 @@
           </wp:inline>
         </w:drawing>
       </w:r>
-      <w:bookmarkEnd w:id="0"/>
-    </w:p>
-    <w:p>
-      <w:pPr>
-        <w:rPr>
-          <w:sz w:val="24"/>
-          <w:szCs w:val="24"/>
-          <w:lang w:val="en-US"/>
-        </w:rPr>
-      </w:pPr>
-      <w:r>
-        <w:rPr>
+    </w:p>
+    <w:p>
+      <w:pPr>
+        <w:rPr>
+          <w:sz w:val="24"/>
+          <w:szCs w:val="24"/>
+          <w:lang w:val="en-US"/>
+        </w:rPr>
+      </w:pPr>
+      <w:r>
+        <w:rPr>
+          <w:noProof/>
           <w:sz w:val="24"/>
           <w:szCs w:val="24"/>
           <w:lang w:val="en-US"/>
@@ -2615,6 +2622,312 @@
         </w:drawing>
       </w:r>
     </w:p>
+    <w:p>
+      <w:pPr>
+        <w:rPr>
+          <w:sz w:val="24"/>
+          <w:szCs w:val="24"/>
+          <w:lang w:val="en-US"/>
+        </w:rPr>
+      </w:pPr>
+    </w:p>
+    <w:p>
+      <w:pPr>
+        <w:pStyle w:val="ListParagraph"/>
+        <w:numPr>
+          <w:ilvl w:val="0"/>
+          <w:numId w:val="4"/>
+        </w:numPr>
+        <w:rPr>
+          <w:sz w:val="24"/>
+          <w:szCs w:val="24"/>
+          <w:lang w:val="en-US"/>
+        </w:rPr>
+      </w:pPr>
+      <w:proofErr w:type="gramStart"/>
+      <w:r>
+        <w:rPr>
+          <w:sz w:val="24"/>
+          <w:szCs w:val="24"/>
+          <w:lang w:val="en-US"/>
+        </w:rPr>
+        <w:lastRenderedPageBreak/>
+        <w:t>IFERROR(</w:t>
+      </w:r>
+      <w:proofErr w:type="gramEnd"/>
+      <w:r>
+        <w:rPr>
+          <w:sz w:val="24"/>
+          <w:szCs w:val="24"/>
+          <w:lang w:val="en-US"/>
+        </w:rPr>
+        <w:t>value, value_if_error)</w:t>
+      </w:r>
+      <w:r>
+        <w:rPr>
+          <w:sz w:val="24"/>
+          <w:szCs w:val="24"/>
+          <w:lang w:val="en-US"/>
+        </w:rPr>
+        <w:tab/>
+      </w:r>
+      <w:r>
+        <w:rPr>
+          <w:sz w:val="24"/>
+          <w:szCs w:val="24"/>
+          <w:lang w:val="en-US"/>
+        </w:rPr>
+        <w:sym w:font="Wingdings" w:char="F0E0"/>
+      </w:r>
+      <w:r>
+        <w:rPr>
+          <w:sz w:val="24"/>
+          <w:szCs w:val="24"/>
+          <w:lang w:val="en-US"/>
+        </w:rPr>
+        <w:t xml:space="preserve"> it checks whether a formula returns an error. If there is an error it returns a value you specify otherwise, it returns formulas result.</w:t>
+      </w:r>
+    </w:p>
+    <w:p>
+      <w:pPr>
+        <w:pStyle w:val="ListParagraph"/>
+        <w:numPr>
+          <w:ilvl w:val="2"/>
+          <w:numId w:val="4"/>
+        </w:numPr>
+        <w:rPr>
+          <w:sz w:val="24"/>
+          <w:szCs w:val="24"/>
+          <w:lang w:val="en-US"/>
+        </w:rPr>
+      </w:pPr>
+      <w:r>
+        <w:rPr>
+          <w:sz w:val="24"/>
+          <w:szCs w:val="24"/>
+          <w:lang w:val="en-US"/>
+        </w:rPr>
+        <w:t xml:space="preserve">Value  </w:t>
+      </w:r>
+      <w:r>
+        <w:rPr>
+          <w:sz w:val="24"/>
+          <w:szCs w:val="24"/>
+          <w:lang w:val="en-US"/>
+        </w:rPr>
+        <w:sym w:font="Wingdings" w:char="F0E0"/>
+      </w:r>
+      <w:r>
+        <w:rPr>
+          <w:sz w:val="24"/>
+          <w:szCs w:val="24"/>
+          <w:lang w:val="en-US"/>
+        </w:rPr>
+        <w:t xml:space="preserve"> The formula or expression to evaluate</w:t>
+      </w:r>
+    </w:p>
+    <w:p>
+      <w:pPr>
+        <w:pStyle w:val="ListParagraph"/>
+        <w:numPr>
+          <w:ilvl w:val="2"/>
+          <w:numId w:val="4"/>
+        </w:numPr>
+        <w:rPr>
+          <w:sz w:val="24"/>
+          <w:szCs w:val="24"/>
+          <w:lang w:val="en-US"/>
+        </w:rPr>
+      </w:pPr>
+      <w:r>
+        <w:rPr>
+          <w:sz w:val="24"/>
+          <w:szCs w:val="24"/>
+          <w:lang w:val="en-US"/>
+        </w:rPr>
+        <w:t>Value_if_error</w:t>
+      </w:r>
+      <w:r>
+        <w:rPr>
+          <w:sz w:val="24"/>
+          <w:szCs w:val="24"/>
+          <w:lang w:val="en-US"/>
+        </w:rPr>
+        <w:tab/>
+        <w:t xml:space="preserve">  </w:t>
+      </w:r>
+      <w:r>
+        <w:rPr>
+          <w:sz w:val="24"/>
+          <w:szCs w:val="24"/>
+          <w:lang w:val="en-US"/>
+        </w:rPr>
+        <w:sym w:font="Wingdings" w:char="F0E0"/>
+      </w:r>
+      <w:r>
+        <w:rPr>
+          <w:sz w:val="24"/>
+          <w:szCs w:val="24"/>
+          <w:lang w:val="en-US"/>
+        </w:rPr>
+        <w:t xml:space="preserve"> The value to return if formula results in an error</w:t>
+      </w:r>
+    </w:p>
+    <w:p>
+      <w:pPr>
+        <w:rPr>
+          <w:sz w:val="24"/>
+          <w:szCs w:val="24"/>
+          <w:lang w:val="en-US"/>
+        </w:rPr>
+      </w:pPr>
+      <w:r>
+        <w:rPr>
+          <w:sz w:val="24"/>
+          <w:szCs w:val="24"/>
+          <w:lang w:val="en-US"/>
+        </w:rPr>
+        <w:drawing>
+          <wp:inline distT="0" distB="0" distL="0" distR="0" wp14:anchorId="35894343" wp14:editId="6DE630E9">
+            <wp:extent cx="5730579" cy="2981739"/>
+            <wp:effectExtent l="0" t="0" r="3810" b="9525"/>
+            <wp:docPr id="19" name="Picture 19"/>
+            <wp:cNvGraphicFramePr>
+              <a:graphicFrameLocks xmlns:a="http://schemas.openxmlformats.org/drawingml/2006/main" noChangeAspect="1"/>
+            </wp:cNvGraphicFramePr>
+            <a:graphic xmlns:a="http://schemas.openxmlformats.org/drawingml/2006/main">
+              <a:graphicData uri="http://schemas.openxmlformats.org/drawingml/2006/picture">
+                <pic:pic xmlns:pic="http://schemas.openxmlformats.org/drawingml/2006/picture">
+                  <pic:nvPicPr>
+                    <pic:cNvPr id="1" name=""/>
+                    <pic:cNvPicPr/>
+                  </pic:nvPicPr>
+                  <pic:blipFill>
+                    <a:blip r:embed="rId23"/>
+                    <a:stretch>
+                      <a:fillRect/>
+                    </a:stretch>
+                  </pic:blipFill>
+                  <pic:spPr>
+                    <a:xfrm>
+                      <a:off x="0" y="0"/>
+                      <a:ext cx="5744974" cy="2989229"/>
+                    </a:xfrm>
+                    <a:prstGeom prst="rect">
+                      <a:avLst/>
+                    </a:prstGeom>
+                  </pic:spPr>
+                </pic:pic>
+              </a:graphicData>
+            </a:graphic>
+          </wp:inline>
+        </w:drawing>
+      </w:r>
+    </w:p>
+    <w:p>
+      <w:pPr>
+        <w:rPr>
+          <w:sz w:val="24"/>
+          <w:szCs w:val="24"/>
+          <w:lang w:val="en-US"/>
+        </w:rPr>
+      </w:pPr>
+      <w:r>
+        <w:rPr>
+          <w:sz w:val="24"/>
+          <w:szCs w:val="24"/>
+          <w:lang w:val="en-US"/>
+        </w:rPr>
+        <w:drawing>
+          <wp:inline distT="0" distB="0" distL="0" distR="0" wp14:anchorId="32EF571A" wp14:editId="22ED4F0C">
+            <wp:extent cx="5730654" cy="2687541"/>
+            <wp:effectExtent l="0" t="0" r="3810" b="0"/>
+            <wp:docPr id="20" name="Picture 20"/>
+            <wp:cNvGraphicFramePr>
+              <a:graphicFrameLocks xmlns:a="http://schemas.openxmlformats.org/drawingml/2006/main" noChangeAspect="1"/>
+            </wp:cNvGraphicFramePr>
+            <a:graphic xmlns:a="http://schemas.openxmlformats.org/drawingml/2006/main">
+              <a:graphicData uri="http://schemas.openxmlformats.org/drawingml/2006/picture">
+                <pic:pic xmlns:pic="http://schemas.openxmlformats.org/drawingml/2006/picture">
+                  <pic:nvPicPr>
+                    <pic:cNvPr id="1" name=""/>
+                    <pic:cNvPicPr/>
+                  </pic:nvPicPr>
+                  <pic:blipFill>
+                    <a:blip r:embed="rId24"/>
+                    <a:stretch>
+                      <a:fillRect/>
+                    </a:stretch>
+                  </pic:blipFill>
+                  <pic:spPr>
+                    <a:xfrm>
+                      <a:off x="0" y="0"/>
+                      <a:ext cx="5773662" cy="2707711"/>
+                    </a:xfrm>
+                    <a:prstGeom prst="rect">
+                      <a:avLst/>
+                    </a:prstGeom>
+                  </pic:spPr>
+                </pic:pic>
+              </a:graphicData>
+            </a:graphic>
+          </wp:inline>
+        </w:drawing>
+      </w:r>
+    </w:p>
+    <w:p>
+      <w:pPr>
+        <w:rPr>
+          <w:sz w:val="24"/>
+          <w:szCs w:val="24"/>
+          <w:lang w:val="en-US"/>
+        </w:rPr>
+      </w:pPr>
+      <w:r>
+        <w:rPr>
+          <w:sz w:val="24"/>
+          <w:szCs w:val="24"/>
+          <w:lang w:val="en-US"/>
+        </w:rPr>
+        <w:drawing>
+          <wp:inline distT="0" distB="0" distL="0" distR="0" wp14:anchorId="04FE4798" wp14:editId="2A0D4998">
+            <wp:extent cx="5731510" cy="1956021"/>
+            <wp:effectExtent l="0" t="0" r="2540" b="6350"/>
+            <wp:docPr id="21" name="Picture 21"/>
+            <wp:cNvGraphicFramePr>
+              <a:graphicFrameLocks xmlns:a="http://schemas.openxmlformats.org/drawingml/2006/main" noChangeAspect="1"/>
+            </wp:cNvGraphicFramePr>
+            <a:graphic xmlns:a="http://schemas.openxmlformats.org/drawingml/2006/main">
+              <a:graphicData uri="http://schemas.openxmlformats.org/drawingml/2006/picture">
+                <pic:pic xmlns:pic="http://schemas.openxmlformats.org/drawingml/2006/picture">
+                  <pic:nvPicPr>
+                    <pic:cNvPr id="1" name=""/>
+                    <pic:cNvPicPr/>
+                  </pic:nvPicPr>
+                  <pic:blipFill>
+                    <a:blip r:embed="rId25"/>
+                    <a:stretch>
+                      <a:fillRect/>
+                    </a:stretch>
+                  </pic:blipFill>
+                  <pic:spPr>
+                    <a:xfrm>
+                      <a:off x="0" y="0"/>
+                      <a:ext cx="5758696" cy="1965299"/>
+                    </a:xfrm>
+                    <a:prstGeom prst="rect">
+                      <a:avLst/>
+                    </a:prstGeom>
+                  </pic:spPr>
+                </pic:pic>
+              </a:graphicData>
+            </a:graphic>
+          </wp:inline>
+        </w:drawing>
+      </w:r>
+      <w:bookmarkStart w:id="0" w:name="_GoBack"/>
+      <w:bookmarkEnd w:id="0"/>
+    </w:p>
     <w:sectPr>
       <w:pgSz w:w="11906" w:h="16838"/>
       <w:pgMar w:top="1440" w:right="1440" w:bottom="1440" w:left="1440" w:header="708" w:footer="708" w:gutter="0"/>
@@ -2894,6 +3207,95 @@
       </w:pPr>
     </w:lvl>
   </w:abstractNum>
+  <w:abstractNum w:abstractNumId="3" w15:restartNumberingAfterBreak="0">
+    <w:nsid w:val="5ACC06D0"/>
+    <w:multiLevelType w:val="hybridMultilevel"/>
+    <w:tmpl w:val="793C4D42"/>
+    <w:lvl w:ilvl="0" w:tplc="4009000F">
+      <w:start w:val="1"/>
+      <w:numFmt w:val="decimal"/>
+      <w:lvlText w:val="%1."/>
+      <w:lvlJc w:val="left"/>
+      <w:pPr>
+        <w:ind w:left="720" w:hanging="360"/>
+      </w:pPr>
+      <w:rPr>
+        <w:rFonts w:hint="default"/>
+      </w:rPr>
+    </w:lvl>
+    <w:lvl w:ilvl="1" w:tplc="40090019">
+      <w:start w:val="1"/>
+      <w:numFmt w:val="lowerLetter"/>
+      <w:lvlText w:val="%2."/>
+      <w:lvlJc w:val="left"/>
+      <w:pPr>
+        <w:ind w:left="1440" w:hanging="360"/>
+      </w:pPr>
+    </w:lvl>
+    <w:lvl w:ilvl="2" w:tplc="4009001B">
+      <w:start w:val="1"/>
+      <w:numFmt w:val="lowerRoman"/>
+      <w:lvlText w:val="%3."/>
+      <w:lvlJc w:val="right"/>
+      <w:pPr>
+        <w:ind w:left="2160" w:hanging="180"/>
+      </w:pPr>
+    </w:lvl>
+    <w:lvl w:ilvl="3" w:tplc="4009000F" w:tentative="1">
+      <w:start w:val="1"/>
+      <w:numFmt w:val="decimal"/>
+      <w:lvlText w:val="%4."/>
+      <w:lvlJc w:val="left"/>
+      <w:pPr>
+        <w:ind w:left="2880" w:hanging="360"/>
+      </w:pPr>
+    </w:lvl>
+    <w:lvl w:ilvl="4" w:tplc="40090019" w:tentative="1">
+      <w:start w:val="1"/>
+      <w:numFmt w:val="lowerLetter"/>
+      <w:lvlText w:val="%5."/>
+      <w:lvlJc w:val="left"/>
+      <w:pPr>
+        <w:ind w:left="3600" w:hanging="360"/>
+      </w:pPr>
+    </w:lvl>
+    <w:lvl w:ilvl="5" w:tplc="4009001B" w:tentative="1">
+      <w:start w:val="1"/>
+      <w:numFmt w:val="lowerRoman"/>
+      <w:lvlText w:val="%6."/>
+      <w:lvlJc w:val="right"/>
+      <w:pPr>
+        <w:ind w:left="4320" w:hanging="180"/>
+      </w:pPr>
+    </w:lvl>
+    <w:lvl w:ilvl="6" w:tplc="4009000F" w:tentative="1">
+      <w:start w:val="1"/>
+      <w:numFmt w:val="decimal"/>
+      <w:lvlText w:val="%7."/>
+      <w:lvlJc w:val="left"/>
+      <w:pPr>
+        <w:ind w:left="5040" w:hanging="360"/>
+      </w:pPr>
+    </w:lvl>
+    <w:lvl w:ilvl="7" w:tplc="40090019" w:tentative="1">
+      <w:start w:val="1"/>
+      <w:numFmt w:val="lowerLetter"/>
+      <w:lvlText w:val="%8."/>
+      <w:lvlJc w:val="left"/>
+      <w:pPr>
+        <w:ind w:left="5760" w:hanging="360"/>
+      </w:pPr>
+    </w:lvl>
+    <w:lvl w:ilvl="8" w:tplc="4009001B" w:tentative="1">
+      <w:start w:val="1"/>
+      <w:numFmt w:val="lowerRoman"/>
+      <w:lvlText w:val="%9."/>
+      <w:lvlJc w:val="right"/>
+      <w:pPr>
+        <w:ind w:left="6480" w:hanging="180"/>
+      </w:pPr>
+    </w:lvl>
+  </w:abstractNum>
   <w:num w:numId="1">
     <w:abstractNumId w:val="1"/>
   </w:num>
@@ -2902,6 +3304,9 @@
   </w:num>
   <w:num w:numId="3">
     <w:abstractNumId w:val="2"/>
+  </w:num>
+  <w:num w:numId="4">
+    <w:abstractNumId w:val="3"/>
   </w:num>
 </w:numbering>
 </file>
